--- a/group2-fintech/Group2-Project-Brief.docx
+++ b/group2-fintech/Group2-Project-Brief.docx
@@ -506,7 +506,7 @@
                 <w:sz w:val="20"/>
                 <w:szCs w:val="20"/>
               </w:rPr>
-              <w:t>25 screening entries, all with 13-digit Thai national IDs - includes the inconsistent romanizations your fuzzy match must catch</w:t>
+              <w:t>25 screening entries - a mix of exact-ID rows (13-digit Thai national IDs) and name-only rows, including the inconsistent romanizations your fuzzy match must catch</w:t>
             </w:r>
           </w:p>
         </w:tc>

--- a/group2-fintech/Group2-Project-Brief.docx
+++ b/group2-fintech/Group2-Project-Brief.docx
@@ -1395,7 +1395,7 @@
           <w:sz w:val="22"/>
           <w:szCs w:val="22"/>
         </w:rPr>
-        <w:t>Blocklist screening stops all three seeded hits - reference ending 1 (exact ID), 3 (fuzzy name only) and 7 (exact name) - even though all three pass face match at 0.97</w:t>
+        <w:t>Blocklist screening stops every reference that should be stopped. Several listed identities pass face match at 0.97, so face match alone will not do it - work out which references those are, and why</w:t>
       </w:r>
     </w:p>
     <w:p>

--- a/group2-fintech/Group2-Project-Brief.docx
+++ b/group2-fintech/Group2-Project-Brief.docx
@@ -756,7 +756,7 @@
                 <w:sz w:val="20"/>
                 <w:szCs w:val="20"/>
               </w:rPr>
-              <w:t>starter-workspace/</w:t>
+              <w:t>local-environment/</w:t>
             </w:r>
           </w:p>
         </w:tc>
@@ -781,7 +781,7 @@
                 <w:sz w:val="20"/>
                 <w:szCs w:val="20"/>
               </w:rPr>
-              <w:t>Your working folder. Python 3.12 toolchain only - FastAPI, pytest, ruff with the security rules on, strict mypy. No application layout: designing that is the workflow's job. Run pytest, ruff and mypy before you start</w:t>
+              <w:t>Python 3.12 + a local PostgreSQL, and nothing else. There is deliberately no starter project: in a regulated build the framework, layout, test runner and data access have to be chosen and defended at a gate, not inherited. local-environment/ holds only a docker-compose.yml for the database - run docker compose up -d &amp;&amp; python check_db.py before you start.</w:t>
             </w:r>
           </w:p>
         </w:tc>

--- a/group2-fintech/Group2-Project-Brief.docx
+++ b/group2-fintech/Group2-Project-Brief.docx
@@ -1396,6 +1396,25 @@
           <w:szCs w:val="22"/>
         </w:rPr>
         <w:t>Blocklist screening stops every reference that should be stopped. Several listed identities pass face match at 0.97, so face match alone will not do it - work out which references those are, and why</w:t>
+      </w:r>
+    </w:p>
+    <w:p>
+      <w:pPr>
+        <w:pStyle w:val="ListParagraph"/>
+        <w:numPr>
+          <w:ilvl w:val="0"/>
+          <w:numId w:val="2"/>
+        </w:numPr>
+        <w:spacing w:after="70" w:line="264"/>
+      </w:pPr>
+      <w:r>
+        <w:rPr>
+          <w:rFonts w:ascii="Calibri" w:cs="Calibri" w:eastAsia="Calibri" w:hAnsi="Calibri"/>
+          <w:color w:val="333333"/>
+          <w:sz w:val="22"/>
+          <w:szCs w:val="22"/>
+        </w:rPr>
+        <w:t>The operations review screen works: the queue oldest-first with the score visible, the ID card and the selfie side by side, approve/reject with a reason. The auditor will look at the screen, not only at your logs</w:t>
       </w:r>
     </w:p>
     <w:p>

--- a/group2-fintech/Group2-Project-Brief.docx
+++ b/group2-fintech/Group2-Project-Brief.docx
@@ -1414,7 +1414,26 @@
           <w:sz w:val="22"/>
           <w:szCs w:val="22"/>
         </w:rPr>
-        <w:t>The operations review screen works: the queue oldest-first with the score visible, the ID card and the selfie side by side, approve/reject with a reason. The auditor will look at the screen, not only at your logs</w:t>
+        <w:t>The operations review screen works: the queue oldest-first with the score visible, the ID card and the selfie side by side, approve/reject with a reason</w:t>
+      </w:r>
+    </w:p>
+    <w:p>
+      <w:pPr>
+        <w:pStyle w:val="ListParagraph"/>
+        <w:numPr>
+          <w:ilvl w:val="0"/>
+          <w:numId w:val="2"/>
+        </w:numPr>
+        <w:spacing w:after="70" w:line="264"/>
+      </w:pPr>
+      <w:r>
+        <w:rPr>
+          <w:rFonts w:ascii="Calibri" w:cs="Calibri" w:eastAsia="Calibri" w:hAnsi="Calibri"/>
+          <w:color w:val="333333"/>
+          <w:sz w:val="22"/>
+          <w:szCs w:val="22"/>
+        </w:rPr>
+        <w:t>The compliance view works: pull up one application and read its whole story - consent version and timestamp, every state change with who caused it, every unmask, the outcome. This is the page you hand the auditor on Day 2</w:t>
       </w:r>
     </w:p>
     <w:p>

--- a/group2-fintech/Group2-Project-Brief.docx
+++ b/group2-fintech/Group2-Project-Brief.docx
@@ -939,7 +939,7 @@
           <w:sz w:val="20"/>
           <w:szCs w:val="20"/>
         </w:rPr>
-        <w:t xml:space="preserve">Using AI-DLC, build the SwiftKYC customer onboarding API described in vision-document.md and technical-environment.md in this workspace. This is a new greenfield project in a regulated environment.</w:t>
+        <w:t xml:space="preserve">Using AI-DLC, build the SwiftKYC customer onboarding service described in vision-document.md and technical-environment.md in this workspace — the onboarding API, plus the operations review and compliance screens that run on top of it. This is a new greenfield project in a regulated environment.</w:t>
       </w:r>
     </w:p>
     <w:p>
